--- a/CÔNG TY TNHH DUY TÂN FOODS/DuyTan_ChuyenDoiLoaiHinhDN/HoSo_DuyTan_01082026/HoSo_DuyTan_01082026/01_DuyTan_GiayDeNghi_MauSo3.docx
+++ b/CÔNG TY TNHH DUY TÂN FOODS/DuyTan_ChuyenDoiLoaiHinhDN/HoSo_DuyTan_01082026/HoSo_DuyTan_01082026/01_DuyTan_GiayDeNghi_MauSo3.docx
@@ -468,7 +468,7 @@
           <w:sz w:val="28"/>
           <w:szCs w:val="28"/>
         </w:rPr>
-        <w:t>52/8/2/13 Đường số 12, Khu phố 4</w:t>
+        <w:t xml:space="preserve"> </w:t>
       </w:r>
       <w:r>
         <w:rPr>
@@ -504,7 +504,7 @@
           <w:sz w:val="28"/>
           <w:szCs w:val="28"/>
         </w:rPr>
-        <w:t>Phường Tam Bình</w:t>
+        <w:t xml:space="preserve"> </w:t>
       </w:r>
     </w:p>
     <w:p>
@@ -542,7 +542,7 @@
           <w:sz w:val="28"/>
           <w:szCs w:val="28"/>
         </w:rPr>
-        <w:t>Thành phố Hồ Chí Minh</w:t>
+        <w:t xml:space="preserve"> </w:t>
       </w:r>
     </w:p>
     <w:p>
@@ -580,7 +580,7 @@
           <w:sz w:val="28"/>
           <w:szCs w:val="28"/>
         </w:rPr>
-        <w:t>Việt Nam</w:t>
+        <w:t xml:space="preserve"> </w:t>
       </w:r>
     </w:p>
     <w:p>
@@ -939,7 +939,6 @@
           <w:szCs w:val="28"/>
           <w:lang w:eastAsia="zh-CN"/>
         </w:rPr>
-        <w:lastRenderedPageBreak/>
         <w:t xml:space="preserve">Đăng ký công ty trách nhiệm hữu hạn hai thành viên </w:t>
       </w:r>
       <w:r>
@@ -1002,6 +1001,7 @@
           <w:szCs w:val="28"/>
           <w:lang w:eastAsia="zh-CN"/>
         </w:rPr>
+        <w:lastRenderedPageBreak/>
         <w:t>là Chủ tịch Hội đồng thành viên với nội dung sau:</w:t>
       </w:r>
     </w:p>
@@ -5819,7 +5819,6 @@
                 <w:rFonts w:ascii="Times New Roman" w:eastAsia="Times New Roman" w:hAnsi="Times New Roman" w:cs="Times New Roman"/>
               </w:rPr>
             </w:pPr>
-            <w:bookmarkStart w:id="0" w:name="_GoBack"/>
             <w:r>
               <w:rPr>
                 <w:rFonts w:ascii="Times New Roman" w:eastAsia="Times New Roman" w:hAnsi="Times New Roman" w:cs="Times New Roman"/>
@@ -12071,7 +12070,6 @@
           </w:p>
         </w:tc>
       </w:tr>
-      <w:bookmarkEnd w:id="0"/>
     </w:tbl>
     <w:p>
       <w:pPr>
@@ -12472,7 +12470,7 @@
           <w:lang w:eastAsia="zh-CN"/>
         </w:rPr>
       </w:pPr>
-      <w:bookmarkStart w:id="1" w:name="_Hlk185520598"/>
+      <w:bookmarkStart w:id="0" w:name="_Hlk185520598"/>
       <w:r>
         <w:rPr>
           <w:rFonts w:ascii="Times New Roman" w:eastAsia="Times New Roman" w:hAnsi="Times New Roman" w:cs="Times New Roman"/>
@@ -13135,7 +13133,7 @@
         </w:tc>
       </w:tr>
     </w:tbl>
-    <w:bookmarkEnd w:id="1"/>
+    <w:bookmarkEnd w:id="0"/>
     <w:p>
       <w:pPr>
         <w:tabs>
@@ -17684,6 +17682,42 @@
           </w:tcPr>
           <w:p>
             <w:pPr>
+              <w:spacing w:after="0" w:line="240" w:lineRule="auto"/>
+              <w:jc w:val="center"/>
+              <w:rPr>
+                <w:rFonts w:ascii="Times New Roman" w:eastAsia="Times New Roman" w:hAnsi="Times New Roman" w:cs="Times New Roman"/>
+                <w:b/>
+                <w:spacing w:val="-10"/>
+                <w:sz w:val="26"/>
+                <w:szCs w:val="26"/>
+                <w:lang w:val="nl-NL"/>
+              </w:rPr>
+            </w:pPr>
+            <w:r>
+              <w:rPr>
+                <w:rFonts w:ascii="Times New Roman" w:eastAsia="Times New Roman" w:hAnsi="Times New Roman" w:cs="Times New Roman"/>
+                <w:b/>
+                <w:bCs/>
+                <w:sz w:val="28"/>
+                <w:szCs w:val="28"/>
+                <w:lang w:eastAsia="zh-CN"/>
+              </w:rPr>
+              <w:br/>
+            </w:r>
+            <w:r>
+              <w:rPr>
+                <w:rFonts w:ascii="Times New Roman" w:eastAsia="Times New Roman" w:hAnsi="Times New Roman" w:cs="Times New Roman"/>
+                <w:b/>
+                <w:spacing w:val="-10"/>
+                <w:sz w:val="26"/>
+                <w:szCs w:val="26"/>
+                <w:lang w:val="nl-NL"/>
+              </w:rPr>
+              <w:t xml:space="preserve"> </w:t>
+            </w:r>
+          </w:p>
+          <w:p>
+            <w:pPr>
               <w:suppressAutoHyphens/>
               <w:spacing w:before="120" w:after="0" w:line="240" w:lineRule="auto"/>
               <w:jc w:val="center"/>
@@ -17700,14 +17734,103 @@
               <w:rPr>
                 <w:rFonts w:ascii="Times New Roman" w:eastAsia="Times New Roman" w:hAnsi="Times New Roman" w:cs="Times New Roman"/>
                 <w:b/>
-                <w:bCs/>
-                <w:sz w:val="28"/>
-                <w:szCs w:val="28"/>
-                <w:lang w:eastAsia="zh-CN"/>
-              </w:rPr>
-              <w:br/>
-              <w:t>CHỦ TỊCH HỘI ĐỒNG THÀNH VIÊN CỦA CÔNG TY</w:t>
-            </w:r>
+                <w:spacing w:val="-10"/>
+                <w:sz w:val="26"/>
+                <w:szCs w:val="26"/>
+                <w:lang w:val="nl-NL"/>
+              </w:rPr>
+              <w:t xml:space="preserve"> </w:t>
+            </w:r>
+            <w:r>
+              <w:rPr>
+                <w:rFonts w:ascii="Times New Roman" w:eastAsia="Times New Roman" w:hAnsi="Times New Roman" w:cs="Times New Roman"/>
+                <w:b/>
+                <w:spacing w:val="-10"/>
+                <w:sz w:val="26"/>
+                <w:szCs w:val="26"/>
+                <w:lang w:val="nl-NL"/>
+              </w:rPr>
+              <w:t xml:space="preserve">CHỦ TỊCH HỘI </w:t>
+            </w:r>
+            <w:r>
+              <w:rPr>
+                <w:rFonts w:ascii="Times New Roman" w:eastAsia="Times New Roman" w:hAnsi="Times New Roman" w:cs="Times New Roman" w:hint="eastAsia"/>
+                <w:b/>
+                <w:spacing w:val="-10"/>
+                <w:sz w:val="26"/>
+                <w:szCs w:val="26"/>
+                <w:lang w:val="nl-NL"/>
+              </w:rPr>
+              <w:t>Đ</w:t>
+            </w:r>
+            <w:r>
+              <w:rPr>
+                <w:rFonts w:ascii="Times New Roman" w:eastAsia="Times New Roman" w:hAnsi="Times New Roman" w:cs="Times New Roman"/>
+                <w:b/>
+                <w:spacing w:val="-10"/>
+                <w:sz w:val="26"/>
+                <w:szCs w:val="26"/>
+                <w:lang w:val="nl-NL"/>
+              </w:rPr>
+              <w:t>ỒNG TH</w:t>
+            </w:r>
+            <w:r>
+              <w:rPr>
+                <w:rFonts w:ascii="Times New Roman" w:eastAsia="Times New Roman" w:hAnsi="Times New Roman" w:cs="Times New Roman" w:hint="eastAsia"/>
+                <w:b/>
+                <w:spacing w:val="-10"/>
+                <w:sz w:val="26"/>
+                <w:szCs w:val="26"/>
+                <w:lang w:val="nl-NL"/>
+              </w:rPr>
+              <w:t>À</w:t>
+            </w:r>
+            <w:r>
+              <w:rPr>
+                <w:rFonts w:ascii="Times New Roman" w:eastAsia="Times New Roman" w:hAnsi="Times New Roman" w:cs="Times New Roman"/>
+                <w:b/>
+                <w:spacing w:val="-10"/>
+                <w:sz w:val="26"/>
+                <w:szCs w:val="26"/>
+                <w:lang w:val="nl-NL"/>
+              </w:rPr>
+              <w:t>NH VI</w:t>
+            </w:r>
+            <w:r>
+              <w:rPr>
+                <w:rFonts w:ascii="Times New Roman" w:eastAsia="Times New Roman" w:hAnsi="Times New Roman" w:cs="Times New Roman" w:hint="eastAsia"/>
+                <w:b/>
+                <w:spacing w:val="-10"/>
+                <w:sz w:val="26"/>
+                <w:szCs w:val="26"/>
+                <w:lang w:val="nl-NL"/>
+              </w:rPr>
+              <w:t>Ê</w:t>
+            </w:r>
+            <w:r>
+              <w:rPr>
+                <w:rFonts w:ascii="Times New Roman" w:eastAsia="Times New Roman" w:hAnsi="Times New Roman" w:cs="Times New Roman"/>
+                <w:b/>
+                <w:spacing w:val="-10"/>
+                <w:sz w:val="26"/>
+                <w:szCs w:val="26"/>
+                <w:lang w:val="nl-NL"/>
+              </w:rPr>
+              <w:t>N</w:t>
+            </w:r>
+            <w:r>
+              <w:rPr>
+                <w:rFonts w:ascii="Times New Roman" w:eastAsia="Times New Roman" w:hAnsi="Times New Roman" w:cs="Times New Roman"/>
+                <w:b/>
+                <w:spacing w:val="-10"/>
+                <w:sz w:val="26"/>
+                <w:szCs w:val="26"/>
+                <w:lang w:val="nl-NL"/>
+              </w:rPr>
+              <w:t xml:space="preserve"> </w:t>
+            </w:r>
+            <w:bookmarkStart w:id="1" w:name="_GoBack"/>
+            <w:bookmarkEnd w:id="1"/>
             <w:r>
               <w:rPr>
                 <w:rFonts w:ascii="Times New Roman" w:eastAsia="Times New Roman" w:hAnsi="Times New Roman" w:cs="Times New Roman"/>
